--- a/Reportes/finiquito sin acreedor hipotecario.docx
+++ b/Reportes/finiquito sin acreedor hipotecario.docx
@@ -1,6 +1,6 @@
 
 <file path=word/document.xml><?xml version="1.0" encoding="utf-8"?>
-<w:document xmlns:wpc="http://schemas.microsoft.com/office/word/2010/wordprocessingCanvas" xmlns:cx="http://schemas.microsoft.com/office/drawing/2014/chartex" xmlns:cx1="http://schemas.microsoft.com/office/drawing/2015/9/8/chartex" xmlns:mc="http://schemas.openxmlformats.org/markup-compatibility/2006" xmlns:o="urn:schemas-microsoft-com:office:office" xmlns:r="http://schemas.openxmlformats.org/officeDocument/2006/relationships" xmlns:m="http://schemas.openxmlformats.org/officeDocument/2006/math" xmlns:v="urn:schemas-microsoft-com:vml" xmlns:wp14="http://schemas.microsoft.com/office/word/2010/wordprocessingDrawing" xmlns:wp="http://schemas.openxmlformats.org/drawingml/2006/wordprocessingDrawing" xmlns:w10="urn:schemas-microsoft-com:office:word" xmlns:w="http://schemas.openxmlformats.org/wordprocessingml/2006/main" xmlns:w14="http://schemas.microsoft.com/office/word/2010/wordml" xmlns:w15="http://schemas.microsoft.com/office/word/2012/wordml" xmlns:w16se="http://schemas.microsoft.com/office/word/2015/wordml/symex" xmlns:wpg="http://schemas.microsoft.com/office/word/2010/wordprocessingGroup" xmlns:wpi="http://schemas.microsoft.com/office/word/2010/wordprocessingInk" xmlns:wne="http://schemas.microsoft.com/office/word/2006/wordml" xmlns:wps="http://schemas.microsoft.com/office/word/2010/wordprocessingShape" mc:Ignorable="w14 w15 w16se wp14">
+<w:document xmlns:wpc="http://schemas.microsoft.com/office/word/2010/wordprocessingCanvas" xmlns:cx="http://schemas.microsoft.com/office/drawing/2014/chartex" xmlns:cx1="http://schemas.microsoft.com/office/drawing/2015/9/8/chartex" xmlns:cx2="http://schemas.microsoft.com/office/drawing/2015/10/21/chartex" xmlns:cx3="http://schemas.microsoft.com/office/drawing/2016/5/9/chartex" xmlns:cx4="http://schemas.microsoft.com/office/drawing/2016/5/10/chartex" xmlns:cx5="http://schemas.microsoft.com/office/drawing/2016/5/11/chartex" xmlns:cx6="http://schemas.microsoft.com/office/drawing/2016/5/12/chartex" xmlns:cx7="http://schemas.microsoft.com/office/drawing/2016/5/13/chartex" xmlns:cx8="http://schemas.microsoft.com/office/drawing/2016/5/14/chartex" xmlns:mc="http://schemas.openxmlformats.org/markup-compatibility/2006" xmlns:aink="http://schemas.microsoft.com/office/drawing/2016/ink" xmlns:am3d="http://schemas.microsoft.com/office/drawing/2017/model3d" xmlns:o="urn:schemas-microsoft-com:office:office" xmlns:oel="http://schemas.microsoft.com/office/2019/extlst" xmlns:r="http://schemas.openxmlformats.org/officeDocument/2006/relationships" xmlns:m="http://schemas.openxmlformats.org/officeDocument/2006/math" xmlns:v="urn:schemas-microsoft-com:vml" xmlns:wp14="http://schemas.microsoft.com/office/word/2010/wordprocessingDrawing" xmlns:wp="http://schemas.openxmlformats.org/drawingml/2006/wordprocessingDrawing" xmlns:w10="urn:schemas-microsoft-com:office:word" xmlns:w="http://schemas.openxmlformats.org/wordprocessingml/2006/main" xmlns:w14="http://schemas.microsoft.com/office/word/2010/wordml" xmlns:w15="http://schemas.microsoft.com/office/word/2012/wordml" xmlns:w16cex="http://schemas.microsoft.com/office/word/2018/wordml/cex" xmlns:w16cid="http://schemas.microsoft.com/office/word/2016/wordml/cid" xmlns:w16="http://schemas.microsoft.com/office/word/2018/wordml" xmlns:w16sdtdh="http://schemas.microsoft.com/office/word/2020/wordml/sdtdatahash" xmlns:w16se="http://schemas.microsoft.com/office/word/2015/wordml/symex" xmlns:wpg="http://schemas.microsoft.com/office/word/2010/wordprocessingGroup" xmlns:wpi="http://schemas.microsoft.com/office/word/2010/wordprocessingInk" xmlns:wne="http://schemas.microsoft.com/office/word/2006/wordml" xmlns:wps="http://schemas.microsoft.com/office/word/2010/wordprocessingShape" mc:Ignorable="w14 w15 w16se w16cid w16 w16cex w16sdtdh wp14">
   <w:body>
     <w:p>
       <w:pPr>
@@ -25,7 +25,7 @@
           <w:lang w:val="es-419" w:eastAsia="es-419"/>
         </w:rPr>
         <w:drawing>
-          <wp:inline distT="0" distB="0" distL="0" distR="0" wp14:anchorId="5F1A9E6A" wp14:editId="1B3C2EF0">
+          <wp:inline distT="0" distB="0" distL="0" distR="0" wp14:anchorId="29583F25" wp14:editId="397B3B52">
             <wp:extent cx="2110740" cy="461010"/>
             <wp:effectExtent l="0" t="0" r="3810" b="0"/>
             <wp:docPr id="97420008" name="Imagen 7" descr="Imagen que contiene Logotipo&#10;&#10;El contenido generado por IA puede ser incorrecto."/>
@@ -159,7 +159,6 @@
         <w:t>{</w:t>
       </w:r>
       <w:proofErr w:type="spellStart"/>
-      <w:proofErr w:type="gramStart"/>
       <w:r>
         <w:rPr>
           <w:b/>
@@ -175,7 +174,6 @@
         <w:t>beneficiario</w:t>
       </w:r>
       <w:proofErr w:type="spellEnd"/>
-      <w:proofErr w:type="gramEnd"/>
       <w:r>
         <w:rPr>
           <w:b/>
@@ -229,8 +227,6 @@
         </w:rPr>
         <w:t>beneficiario</w:t>
       </w:r>
-      <w:bookmarkStart w:id="0" w:name="_GoBack"/>
-      <w:bookmarkEnd w:id="0"/>
       <w:proofErr w:type="spellEnd"/>
       <w:r>
         <w:rPr>
@@ -752,7 +748,6 @@
         <w:t>{</w:t>
       </w:r>
       <w:proofErr w:type="spellStart"/>
-      <w:proofErr w:type="gramStart"/>
       <w:r>
         <w:rPr>
           <w:b/>
@@ -761,7 +756,6 @@
         <w:t>custom.asegurado</w:t>
       </w:r>
       <w:proofErr w:type="spellEnd"/>
-      <w:proofErr w:type="gramEnd"/>
       <w:r>
         <w:rPr>
           <w:b/>
@@ -788,7 +782,6 @@
         </w:rPr>
         <w:t xml:space="preserve">Reclamo:    </w:t>
       </w:r>
-      <w:proofErr w:type="gramStart"/>
       <w:r>
         <w:rPr>
           <w:sz w:val="20"/>
@@ -806,7 +799,6 @@
         <w:t>{</w:t>
       </w:r>
       <w:proofErr w:type="spellStart"/>
-      <w:proofErr w:type="gramEnd"/>
       <w:r>
         <w:rPr>
           <w:b/>
@@ -865,7 +857,6 @@
         <w:t>{</w:t>
       </w:r>
       <w:proofErr w:type="spellStart"/>
-      <w:proofErr w:type="gramStart"/>
       <w:r>
         <w:rPr>
           <w:b/>
@@ -876,7 +867,6 @@
         <w:t>custom.chequetotal</w:t>
       </w:r>
       <w:proofErr w:type="spellEnd"/>
-      <w:proofErr w:type="gramEnd"/>
       <w:r>
         <w:rPr>
           <w:b/>
@@ -885,6 +875,15 @@
           <w:u w:val="single"/>
         </w:rPr>
         <w:t>}</w:t>
+      </w:r>
+      <w:r>
+        <w:rPr>
+          <w:b/>
+          <w:sz w:val="20"/>
+          <w:szCs w:val="20"/>
+          <w:u w:val="single"/>
+        </w:rPr>
+        <w:t xml:space="preserve"> </w:t>
       </w:r>
     </w:p>
     <w:p>
@@ -910,7 +909,7 @@
 </file>
 
 <file path=word/styles.xml><?xml version="1.0" encoding="utf-8"?>
-<w:styles xmlns:mc="http://schemas.openxmlformats.org/markup-compatibility/2006" xmlns:r="http://schemas.openxmlformats.org/officeDocument/2006/relationships" xmlns:w="http://schemas.openxmlformats.org/wordprocessingml/2006/main" xmlns:w14="http://schemas.microsoft.com/office/word/2010/wordml" xmlns:w15="http://schemas.microsoft.com/office/word/2012/wordml" xmlns:w16se="http://schemas.microsoft.com/office/word/2015/wordml/symex" mc:Ignorable="w14 w15 w16se">
+<w:styles xmlns:mc="http://schemas.openxmlformats.org/markup-compatibility/2006" xmlns:r="http://schemas.openxmlformats.org/officeDocument/2006/relationships" xmlns:w="http://schemas.openxmlformats.org/wordprocessingml/2006/main" xmlns:w14="http://schemas.microsoft.com/office/word/2010/wordml" xmlns:w15="http://schemas.microsoft.com/office/word/2012/wordml" xmlns:w16cex="http://schemas.microsoft.com/office/word/2018/wordml/cex" xmlns:w16cid="http://schemas.microsoft.com/office/word/2016/wordml/cid" xmlns:w16="http://schemas.microsoft.com/office/word/2018/wordml" xmlns:w16sdtdh="http://schemas.microsoft.com/office/word/2020/wordml/sdtdatahash" xmlns:w16se="http://schemas.microsoft.com/office/word/2015/wordml/symex" mc:Ignorable="w14 w15 w16se w16cid w16 w16cex w16sdtdh">
   <w:docDefaults>
     <w:rPrDefault>
       <w:rPr>
@@ -926,7 +925,7 @@
       </w:pPr>
     </w:pPrDefault>
   </w:docDefaults>
-  <w:latentStyles w:defLockedState="0" w:defUIPriority="99" w:defSemiHidden="0" w:defUnhideWhenUsed="0" w:defQFormat="0" w:count="371">
+  <w:latentStyles w:defLockedState="0" w:defUIPriority="99" w:defSemiHidden="0" w:defUnhideWhenUsed="0" w:defQFormat="0" w:count="376">
     <w:lsdException w:name="Normal" w:uiPriority="0" w:qFormat="1"/>
     <w:lsdException w:name="heading 1" w:uiPriority="9" w:qFormat="1"/>
     <w:lsdException w:name="heading 2" w:semiHidden="1" w:uiPriority="9" w:unhideWhenUsed="1" w:qFormat="1"/>
@@ -1032,7 +1031,6 @@
     <w:lsdException w:name="HTML Sample" w:semiHidden="1" w:unhideWhenUsed="1"/>
     <w:lsdException w:name="HTML Typewriter" w:semiHidden="1" w:unhideWhenUsed="1"/>
     <w:lsdException w:name="HTML Variable" w:semiHidden="1" w:unhideWhenUsed="1"/>
-    <w:lsdException w:name="Normal Table" w:semiHidden="1" w:unhideWhenUsed="1"/>
     <w:lsdException w:name="annotation subject" w:semiHidden="1" w:unhideWhenUsed="1"/>
     <w:lsdException w:name="No List" w:semiHidden="1" w:unhideWhenUsed="1"/>
     <w:lsdException w:name="Outline List 1" w:semiHidden="1" w:unhideWhenUsed="1"/>
@@ -1075,11 +1073,8 @@
     <w:lsdException w:name="Table Contemporary" w:semiHidden="1" w:unhideWhenUsed="1"/>
     <w:lsdException w:name="Table Elegant" w:semiHidden="1" w:unhideWhenUsed="1"/>
     <w:lsdException w:name="Table Professional" w:semiHidden="1" w:unhideWhenUsed="1"/>
-    <w:lsdException w:name="Table Subtle 1" w:semiHidden="1" w:unhideWhenUsed="1"/>
     <w:lsdException w:name="Table Subtle 2" w:semiHidden="1" w:unhideWhenUsed="1"/>
     <w:lsdException w:name="Table Web 1" w:semiHidden="1" w:unhideWhenUsed="1"/>
-    <w:lsdException w:name="Table Web 2" w:semiHidden="1" w:unhideWhenUsed="1"/>
-    <w:lsdException w:name="Table Web 3" w:semiHidden="1" w:unhideWhenUsed="1"/>
     <w:lsdException w:name="Balloon Text" w:semiHidden="1" w:unhideWhenUsed="1"/>
     <w:lsdException w:name="Table Grid" w:uiPriority="39"/>
     <w:lsdException w:name="Table Theme" w:semiHidden="1" w:unhideWhenUsed="1"/>
@@ -1298,6 +1293,11 @@
     <w:lsdException w:name="List Table 5 Dark Accent 6" w:uiPriority="50"/>
     <w:lsdException w:name="List Table 6 Colorful Accent 6" w:uiPriority="51"/>
     <w:lsdException w:name="List Table 7 Colorful Accent 6" w:uiPriority="52"/>
+    <w:lsdException w:name="Mention" w:semiHidden="1" w:unhideWhenUsed="1"/>
+    <w:lsdException w:name="Smart Hyperlink" w:semiHidden="1" w:unhideWhenUsed="1"/>
+    <w:lsdException w:name="Hashtag" w:semiHidden="1" w:unhideWhenUsed="1"/>
+    <w:lsdException w:name="Unresolved Mention" w:semiHidden="1" w:unhideWhenUsed="1"/>
+    <w:lsdException w:name="Smart Link" w:semiHidden="1" w:unhideWhenUsed="1"/>
   </w:latentStyles>
   <w:style w:type="paragraph" w:default="1" w:styleId="Normal">
     <w:name w:val="Normal"/>

--- a/Reportes/finiquito sin acreedor hipotecario.docx
+++ b/Reportes/finiquito sin acreedor hipotecario.docx
@@ -159,6 +159,7 @@
         <w:t>{</w:t>
       </w:r>
       <w:proofErr w:type="spellStart"/>
+      <w:proofErr w:type="gramStart"/>
       <w:r>
         <w:rPr>
           <w:b/>
@@ -174,6 +175,7 @@
         <w:t>beneficiario</w:t>
       </w:r>
       <w:proofErr w:type="spellEnd"/>
+      <w:proofErr w:type="gramEnd"/>
       <w:r>
         <w:rPr>
           <w:b/>
@@ -211,6 +213,7 @@
         <w:t>{</w:t>
       </w:r>
       <w:proofErr w:type="spellStart"/>
+      <w:proofErr w:type="gramStart"/>
       <w:r>
         <w:rPr>
           <w:b/>
@@ -228,6 +231,7 @@
         <w:t>beneficiario</w:t>
       </w:r>
       <w:proofErr w:type="spellEnd"/>
+      <w:proofErr w:type="gramEnd"/>
       <w:r>
         <w:rPr>
           <w:b/>
@@ -367,7 +371,14 @@
         <w:t>Incendio</w:t>
       </w:r>
       <w:r>
-        <w:t xml:space="preserve">, </w:t>
+        <w:rPr>
+          <w:sz w:val="20"/>
+          <w:szCs w:val="20"/>
+        </w:rPr>
+        <w:t xml:space="preserve"> </w:t>
+      </w:r>
+      <w:r>
+        <w:t xml:space="preserve">ocasionado en </w:t>
       </w:r>
       <w:r>
         <w:rPr>
@@ -377,14 +388,16 @@
         <w:t>{</w:t>
       </w:r>
       <w:proofErr w:type="spellStart"/>
-      <w:r>
-        <w:rPr>
-          <w:b/>
-          <w:bCs/>
-        </w:rPr>
-        <w:t>custom.edificio</w:t>
+      <w:proofErr w:type="gramStart"/>
+      <w:r>
+        <w:rPr>
+          <w:b/>
+          <w:bCs/>
+        </w:rPr>
+        <w:t>custom.descripcionSiniestro</w:t>
       </w:r>
       <w:proofErr w:type="spellEnd"/>
+      <w:proofErr w:type="gramEnd"/>
       <w:r>
         <w:rPr>
           <w:b/>
@@ -393,131 +406,14 @@
         <w:t>}</w:t>
       </w:r>
       <w:r>
-        <w:rPr>
-          <w:b/>
-          <w:bCs/>
-        </w:rPr>
-        <w:t xml:space="preserve">, Casa </w:t>
-      </w:r>
-      <w:r>
-        <w:rPr>
-          <w:b/>
-          <w:bCs/>
-        </w:rPr>
-        <w:t>{</w:t>
-      </w:r>
-      <w:proofErr w:type="spellStart"/>
-      <w:r>
-        <w:rPr>
-          <w:b/>
-          <w:bCs/>
-        </w:rPr>
-        <w:t>custom.apartamento</w:t>
-      </w:r>
-      <w:proofErr w:type="spellEnd"/>
-      <w:r>
-        <w:rPr>
-          <w:b/>
-          <w:bCs/>
-        </w:rPr>
-        <w:t>}</w:t>
-      </w:r>
-      <w:r>
-        <w:rPr>
-          <w:b/>
-          <w:bCs/>
-        </w:rPr>
-        <w:t xml:space="preserve">, Corregimiento de </w:t>
-      </w:r>
-      <w:r>
-        <w:rPr>
-          <w:b/>
-          <w:bCs/>
-        </w:rPr>
-        <w:t>{</w:t>
-      </w:r>
-      <w:proofErr w:type="spellStart"/>
-      <w:r>
-        <w:rPr>
-          <w:b/>
-          <w:bCs/>
-        </w:rPr>
-        <w:t>custom.corregimiento</w:t>
-      </w:r>
-      <w:proofErr w:type="spellEnd"/>
-      <w:r>
-        <w:rPr>
-          <w:b/>
-          <w:bCs/>
-        </w:rPr>
-        <w:t>}</w:t>
-      </w:r>
-      <w:r>
-        <w:rPr>
-          <w:b/>
-          <w:bCs/>
-        </w:rPr>
-        <w:t xml:space="preserve"> y Distrito de </w:t>
-      </w:r>
-      <w:r>
-        <w:rPr>
-          <w:b/>
-          <w:bCs/>
-        </w:rPr>
-        <w:t>{</w:t>
-      </w:r>
-      <w:proofErr w:type="spellStart"/>
-      <w:r>
-        <w:rPr>
-          <w:b/>
-          <w:bCs/>
-        </w:rPr>
-        <w:t>custom.ciudad</w:t>
-      </w:r>
-      <w:proofErr w:type="spellEnd"/>
-      <w:r>
-        <w:rPr>
-          <w:b/>
-          <w:bCs/>
-        </w:rPr>
-        <w:t>}</w:t>
-      </w:r>
-      <w:r>
-        <w:rPr>
-          <w:b/>
-          <w:bCs/>
-        </w:rPr>
-        <w:t xml:space="preserve">, Provincia de </w:t>
-      </w:r>
-      <w:r>
-        <w:rPr>
-          <w:b/>
-          <w:bCs/>
-        </w:rPr>
-        <w:t>{</w:t>
-      </w:r>
-      <w:proofErr w:type="spellStart"/>
-      <w:r>
-        <w:rPr>
-          <w:b/>
-          <w:bCs/>
-        </w:rPr>
-        <w:t>custom.provincia</w:t>
-      </w:r>
-      <w:proofErr w:type="spellEnd"/>
-      <w:r>
-        <w:rPr>
-          <w:b/>
-          <w:bCs/>
-        </w:rPr>
-        <w:t>}</w:t>
-      </w:r>
-      <w:r>
-        <w:rPr>
-          <w:b/>
-          <w:bCs/>
-        </w:rPr>
-        <w:t>, Re</w:t>
+        <w:t>,</w:t>
+      </w:r>
+      <w:r>
+        <w:rPr>
+          <w:b/>
+          <w:bCs/>
+        </w:rPr>
+        <w:t xml:space="preserve"> Re</w:t>
       </w:r>
       <w:r>
         <w:rPr>
@@ -748,6 +644,7 @@
         <w:t>{</w:t>
       </w:r>
       <w:proofErr w:type="spellStart"/>
+      <w:proofErr w:type="gramStart"/>
       <w:r>
         <w:rPr>
           <w:b/>
@@ -756,6 +653,7 @@
         <w:t>custom.asegurado</w:t>
       </w:r>
       <w:proofErr w:type="spellEnd"/>
+      <w:proofErr w:type="gramEnd"/>
       <w:r>
         <w:rPr>
           <w:b/>
@@ -782,6 +680,7 @@
         </w:rPr>
         <w:t xml:space="preserve">Reclamo:    </w:t>
       </w:r>
+      <w:proofErr w:type="gramStart"/>
       <w:r>
         <w:rPr>
           <w:sz w:val="20"/>
@@ -799,6 +698,7 @@
         <w:t>{</w:t>
       </w:r>
       <w:proofErr w:type="spellStart"/>
+      <w:proofErr w:type="gramEnd"/>
       <w:r>
         <w:rPr>
           <w:b/>
@@ -843,7 +743,6 @@
           <w:b/>
           <w:sz w:val="20"/>
           <w:szCs w:val="20"/>
-          <w:u w:val="single"/>
         </w:rPr>
         <w:t xml:space="preserve"> </w:t>
       </w:r>
@@ -852,27 +751,26 @@
           <w:b/>
           <w:sz w:val="20"/>
           <w:szCs w:val="20"/>
-          <w:u w:val="single"/>
         </w:rPr>
         <w:t>{</w:t>
       </w:r>
       <w:proofErr w:type="spellStart"/>
-      <w:r>
-        <w:rPr>
-          <w:b/>
-          <w:sz w:val="20"/>
-          <w:szCs w:val="20"/>
-          <w:u w:val="single"/>
+      <w:proofErr w:type="gramStart"/>
+      <w:r>
+        <w:rPr>
+          <w:b/>
+          <w:sz w:val="20"/>
+          <w:szCs w:val="20"/>
         </w:rPr>
         <w:t>custom.chequetotal</w:t>
       </w:r>
       <w:proofErr w:type="spellEnd"/>
-      <w:r>
-        <w:rPr>
-          <w:b/>
-          <w:sz w:val="20"/>
-          <w:szCs w:val="20"/>
-          <w:u w:val="single"/>
+      <w:proofErr w:type="gramEnd"/>
+      <w:r>
+        <w:rPr>
+          <w:b/>
+          <w:sz w:val="20"/>
+          <w:szCs w:val="20"/>
         </w:rPr>
         <w:t>}</w:t>
       </w:r>
@@ -881,7 +779,6 @@
           <w:b/>
           <w:sz w:val="20"/>
           <w:szCs w:val="20"/>
-          <w:u w:val="single"/>
         </w:rPr>
         <w:t xml:space="preserve"> </w:t>
       </w:r>
@@ -1031,6 +928,7 @@
     <w:lsdException w:name="HTML Sample" w:semiHidden="1" w:unhideWhenUsed="1"/>
     <w:lsdException w:name="HTML Typewriter" w:semiHidden="1" w:unhideWhenUsed="1"/>
     <w:lsdException w:name="HTML Variable" w:semiHidden="1" w:unhideWhenUsed="1"/>
+    <w:lsdException w:name="Normal Table" w:semiHidden="1" w:unhideWhenUsed="1"/>
     <w:lsdException w:name="annotation subject" w:semiHidden="1" w:unhideWhenUsed="1"/>
     <w:lsdException w:name="No List" w:semiHidden="1" w:unhideWhenUsed="1"/>
     <w:lsdException w:name="Outline List 1" w:semiHidden="1" w:unhideWhenUsed="1"/>
@@ -1073,8 +971,11 @@
     <w:lsdException w:name="Table Contemporary" w:semiHidden="1" w:unhideWhenUsed="1"/>
     <w:lsdException w:name="Table Elegant" w:semiHidden="1" w:unhideWhenUsed="1"/>
     <w:lsdException w:name="Table Professional" w:semiHidden="1" w:unhideWhenUsed="1"/>
+    <w:lsdException w:name="Table Subtle 1" w:semiHidden="1" w:unhideWhenUsed="1"/>
     <w:lsdException w:name="Table Subtle 2" w:semiHidden="1" w:unhideWhenUsed="1"/>
     <w:lsdException w:name="Table Web 1" w:semiHidden="1" w:unhideWhenUsed="1"/>
+    <w:lsdException w:name="Table Web 2" w:semiHidden="1" w:unhideWhenUsed="1"/>
+    <w:lsdException w:name="Table Web 3" w:semiHidden="1" w:unhideWhenUsed="1"/>
     <w:lsdException w:name="Balloon Text" w:semiHidden="1" w:unhideWhenUsed="1"/>
     <w:lsdException w:name="Table Grid" w:uiPriority="39"/>
     <w:lsdException w:name="Table Theme" w:semiHidden="1" w:unhideWhenUsed="1"/>

--- a/Reportes/finiquito sin acreedor hipotecario.docx
+++ b/Reportes/finiquito sin acreedor hipotecario.docx
@@ -262,15 +262,44 @@
         <w:t>ASEGURADORA GLOBAL, S.A.,</w:t>
       </w:r>
       <w:r>
-        <w:t xml:space="preserve"> la suma total de </w:t>
-      </w:r>
-      <w:r>
-        <w:rPr>
-          <w:b/>
-          <w:bCs/>
-          <w:u w:val="single"/>
-        </w:rPr>
-        <w:t>B/.</w:t>
+        <w:t xml:space="preserve"> </w:t>
+      </w:r>
+      <w:r>
+        <w:t xml:space="preserve">la suma total de </w:t>
+      </w:r>
+      <w:r>
+        <w:rPr>
+          <w:b/>
+          <w:bCs/>
+          <w:u w:val="single"/>
+        </w:rPr>
+        <w:t>B/. {</w:t>
+      </w:r>
+      <w:proofErr w:type="spellStart"/>
+      <w:proofErr w:type="gramStart"/>
+      <w:r>
+        <w:rPr>
+          <w:b/>
+          <w:bCs/>
+          <w:u w:val="single"/>
+        </w:rPr>
+        <w:t>custom.total</w:t>
+      </w:r>
+      <w:proofErr w:type="spellEnd"/>
+      <w:proofErr w:type="gramEnd"/>
+      <w:r>
+        <w:rPr>
+          <w:b/>
+          <w:bCs/>
+          <w:u w:val="single"/>
+        </w:rPr>
+        <w:t>}</w:t>
+      </w:r>
+      <w:r>
+        <w:rPr>
+          <w:u w:val="single"/>
+        </w:rPr>
+        <w:t xml:space="preserve"> </w:t>
       </w:r>
       <w:r>
         <w:rPr>
@@ -287,7 +316,7 @@
           <w:bCs/>
           <w:u w:val="single"/>
         </w:rPr>
-        <w:t>custom.total</w:t>
+        <w:t>custom.totalletras</w:t>
       </w:r>
       <w:proofErr w:type="spellEnd"/>
       <w:r>
@@ -300,16 +329,15 @@
       </w:r>
       <w:r>
         <w:rPr>
-          <w:b/>
-          <w:bCs/>
-          <w:u w:val="single"/>
-        </w:rPr>
-        <w:t xml:space="preserve"> </w:t>
-      </w:r>
-      <w:r>
-        <w:rPr>
-          <w:b/>
-          <w:bCs/>
+          <w:u w:val="single"/>
+        </w:rPr>
+        <w:t>,</w:t>
+      </w:r>
+      <w:r>
+        <w:t xml:space="preserve"> en Concepto de pago por Cobertura de Estructura la suma de B/.</w:t>
+      </w:r>
+      <w:r>
+        <w:rPr>
           <w:u w:val="single"/>
         </w:rPr>
         <w:t>{</w:t>
@@ -317,27 +345,43 @@
       <w:proofErr w:type="spellStart"/>
       <w:r>
         <w:rPr>
-          <w:b/>
-          <w:bCs/>
-          <w:u w:val="single"/>
-        </w:rPr>
-        <w:t>custom.totalletras</w:t>
+          <w:u w:val="single"/>
+        </w:rPr>
+        <w:t>custom.totaledificio</w:t>
       </w:r>
       <w:proofErr w:type="spellEnd"/>
       <w:r>
         <w:rPr>
-          <w:b/>
-          <w:bCs/>
           <w:u w:val="single"/>
         </w:rPr>
         <w:t>}</w:t>
       </w:r>
       <w:r>
-        <w:rPr>
-          <w:b/>
-          <w:bCs/>
-          <w:u w:val="single"/>
-        </w:rPr>
+        <w:t xml:space="preserve">, y Cobertura de (Contenido) por </w:t>
+      </w:r>
+      <w:r>
+        <w:rPr>
+          <w:u w:val="single"/>
+        </w:rPr>
+        <w:t>B/. {</w:t>
+      </w:r>
+      <w:proofErr w:type="spellStart"/>
+      <w:proofErr w:type="gramStart"/>
+      <w:r>
+        <w:rPr>
+          <w:u w:val="single"/>
+        </w:rPr>
+        <w:t>custom.totalcontenido</w:t>
+      </w:r>
+      <w:proofErr w:type="spellEnd"/>
+      <w:proofErr w:type="gramEnd"/>
+      <w:r>
+        <w:rPr>
+          <w:u w:val="single"/>
+        </w:rPr>
+        <w:t>}</w:t>
+      </w:r>
+      <w:r>
         <w:t>.</w:t>
       </w:r>
     </w:p>
@@ -378,7 +422,10 @@
         <w:t xml:space="preserve"> </w:t>
       </w:r>
       <w:r>
-        <w:t xml:space="preserve">ocasionado en </w:t>
+        <w:t>ocurrido</w:t>
+      </w:r>
+      <w:r>
+        <w:t xml:space="preserve"> en </w:t>
       </w:r>
       <w:r>
         <w:rPr>
@@ -797,7 +844,7 @@
     </w:p>
     <w:sectPr>
       <w:pgSz w:w="12240" w:h="15840"/>
-      <w:pgMar w:top="1417" w:right="1701" w:bottom="1417" w:left="1701" w:header="708" w:footer="708" w:gutter="0"/>
+      <w:pgMar w:top="567" w:right="1701" w:bottom="709" w:left="1701" w:header="708" w:footer="708" w:gutter="0"/>
       <w:cols w:space="708"/>
       <w:docGrid w:linePitch="360"/>
     </w:sectPr>

--- a/Reportes/finiquito sin acreedor hipotecario.docx
+++ b/Reportes/finiquito sin acreedor hipotecario.docx
@@ -409,9 +409,6 @@
         <w:t xml:space="preserve">de </w:t>
       </w:r>
       <w:r>
-        <w:rPr>
-          <w:u w:val="single"/>
-        </w:rPr>
         <w:t>Incendio</w:t>
       </w:r>
       <w:r>
@@ -469,7 +466,19 @@
         <w:t xml:space="preserve">pública de Panamá </w:t>
       </w:r>
       <w:r>
-        <w:t xml:space="preserve">concernientes al siniestro ocurrido el día </w:t>
+        <w:t xml:space="preserve">concernientes al </w:t>
+      </w:r>
+      <w:r>
+        <w:t>incidente</w:t>
+      </w:r>
+      <w:r>
+        <w:t xml:space="preserve"> </w:t>
+      </w:r>
+      <w:r>
+        <w:t>originado</w:t>
+      </w:r>
+      <w:r>
+        <w:t xml:space="preserve"> el día </w:t>
       </w:r>
       <w:r>
         <w:rPr>
